--- a/Coding 2 - year/Unit 5 - Sorting Searching & Recursion/Daily Lesson Plans/Word/Day 19.docx
+++ b/Coding 2 - year/Unit 5 - Sorting Searching & Recursion/Daily Lesson Plans/Word/Day 19.docx
@@ -50,12 +50,15 @@
               </w:rPr>
               <w:t xml:space="preserve">Coding II — Full Year</w:t>
             </w:r>
-          </w:p>
-          <w:p>
-            <w:pPr>
-              <w:spacing w:before="40"/>
-              <w:jc w:val="center"/>
-            </w:pPr>
+            <w:r>
+              <w:rPr>
+                <w:rFonts w:ascii="Arial" w:cs="Arial" w:eastAsia="Arial" w:hAnsi="Arial"/>
+                <w:sz w:val="16"/>
+                <w:szCs w:val="16"/>
+              </w:rPr>
+              <w:br/>
+              <w:t xml:space="preserve"/>
+            </w:r>
             <w:r>
               <w:rPr>
                 <w:rFonts w:ascii="Arial" w:cs="Arial" w:eastAsia="Arial" w:hAnsi="Arial"/>
@@ -83,7 +86,7 @@
           <w:rFonts w:ascii="Arial" w:cs="Arial" w:eastAsia="Arial" w:hAnsi="Arial"/>
           <w:b/>
           <w:bCs/>
-          <w:color w:val="0D3B1F"/>
+          <w:color w:val="1B7A4A"/>
           <w:sz w:val="32"/>
           <w:szCs w:val="32"/>
         </w:rPr>
@@ -261,9 +264,9 @@
               <w:right w:val="single" w:color="CCCCCC" w:sz="1"/>
             </w:tcBorders>
             <w:tcMar>
-              <w:top w:type="dxa" w:w="60"/>
+              <w:top w:type="dxa" w:w="80"/>
               <w:left w:type="dxa" w:w="120"/>
-              <w:bottom w:type="dxa" w:w="60"/>
+              <w:bottom w:type="dxa" w:w="80"/>
               <w:right w:type="dxa" w:w="120"/>
             </w:tcMar>
           </w:tcPr>
@@ -290,20 +293,213 @@
               <w:right w:val="single" w:color="CCCCCC" w:sz="1"/>
             </w:tcBorders>
             <w:tcMar>
-              <w:top w:type="dxa" w:w="60"/>
+              <w:top w:type="dxa" w:w="80"/>
               <w:left w:type="dxa" w:w="120"/>
-              <w:bottom w:type="dxa" w:w="60"/>
+              <w:bottom w:type="dxa" w:w="80"/>
               <w:right w:type="dxa" w:w="120"/>
             </w:tcMar>
           </w:tcPr>
           <w:p>
-            <w:r>
-              <w:rPr>
-                <w:rFonts w:ascii="Arial" w:cs="Arial" w:eastAsia="Arial" w:hAnsi="Arial"/>
-                <w:sz w:val="20"/>
-                <w:szCs w:val="20"/>
+            <w:pPr>
+              <w:spacing w:after="80" w:before="80"/>
+            </w:pPr>
+            <w:r>
+              <w:rPr>
+                <w:rFonts w:ascii="Arial" w:cs="Arial" w:eastAsia="Arial" w:hAnsi="Arial"/>
+                <w:b/>
+                <w:bCs/>
+                <w:i w:val="false"/>
+                <w:iCs w:val="false"/>
+                <w:color w:val="000000"/>
+                <w:sz w:val="22"/>
+                <w:szCs w:val="22"/>
               </w:rPr>
               <w:t xml:space="preserve">Bell Ringer / Review</w:t>
+            </w:r>
+            <w:r>
+              <w:rPr>
+                <w:rFonts w:ascii="Arial" w:cs="Arial" w:eastAsia="Arial" w:hAnsi="Arial"/>
+                <w:sz w:val="20"/>
+                <w:szCs w:val="20"/>
+              </w:rPr>
+              <w:br/>
+              <w:t xml:space="preserve"/>
+            </w:r>
+            <w:r>
+              <w:rPr>
+                <w:rFonts w:ascii="Arial" w:cs="Arial" w:eastAsia="Arial" w:hAnsi="Arial"/>
+                <w:sz w:val="20"/>
+                <w:szCs w:val="20"/>
+              </w:rPr>
+              <w:br/>
+              <w:t xml:space="preserve"/>
+            </w:r>
+            <w:r>
+              <w:rPr>
+                <w:rFonts w:ascii="Arial" w:cs="Arial" w:eastAsia="Arial" w:hAnsi="Arial"/>
+                <w:b/>
+                <w:bCs/>
+                <w:i w:val="false"/>
+                <w:iCs w:val="false"/>
+                <w:color w:val="000000"/>
+                <w:sz w:val="20"/>
+                <w:szCs w:val="20"/>
+              </w:rPr>
+              <w:t xml:space="preserve">Quick Write </w:t>
+            </w:r>
+            <w:r>
+              <w:rPr>
+                <w:rFonts w:ascii="Arial" w:cs="Arial" w:eastAsia="Arial" w:hAnsi="Arial"/>
+                <w:b w:val="false"/>
+                <w:bCs w:val="false"/>
+                <w:i w:val="false"/>
+                <w:iCs w:val="false"/>
+                <w:color w:val="000000"/>
+                <w:sz w:val="20"/>
+                <w:szCs w:val="20"/>
+              </w:rPr>
+              <w:t xml:space="preserve">(3 min — written or verbal):</w:t>
+            </w:r>
+            <w:r>
+              <w:rPr>
+                <w:rFonts w:ascii="Arial" w:cs="Arial" w:eastAsia="Arial" w:hAnsi="Arial"/>
+                <w:sz w:val="20"/>
+                <w:szCs w:val="20"/>
+              </w:rPr>
+              <w:br/>
+              <w:t xml:space="preserve"/>
+            </w:r>
+            <w:r>
+              <w:rPr>
+                <w:rFonts w:ascii="Arial" w:cs="Arial" w:eastAsia="Arial" w:hAnsi="Arial"/>
+                <w:b w:val="false"/>
+                <w:bCs w:val="false"/>
+                <w:i w:val="false"/>
+                <w:iCs w:val="false"/>
+                <w:color w:val="000000"/>
+                <w:sz w:val="20"/>
+                <w:szCs w:val="20"/>
+              </w:rPr>
+              <w:t xml:space="preserve">    What do you already know about how to use Python's sorted() and .sort() effectively and understand why Timsort is so fast?</w:t>
+            </w:r>
+            <w:r>
+              <w:rPr>
+                <w:rFonts w:ascii="Arial" w:cs="Arial" w:eastAsia="Arial" w:hAnsi="Arial"/>
+                <w:sz w:val="20"/>
+                <w:szCs w:val="20"/>
+              </w:rPr>
+              <w:br/>
+              <w:t xml:space="preserve"/>
+            </w:r>
+            <w:r>
+              <w:rPr>
+                <w:rFonts w:ascii="Arial" w:cs="Arial" w:eastAsia="Arial" w:hAnsi="Arial"/>
+                <w:sz w:val="20"/>
+                <w:szCs w:val="20"/>
+              </w:rPr>
+              <w:br/>
+              <w:t xml:space="preserve"/>
+            </w:r>
+            <w:r>
+              <w:rPr>
+                <w:rFonts w:ascii="Arial" w:cs="Arial" w:eastAsia="Arial" w:hAnsi="Arial"/>
+                <w:b/>
+                <w:bCs/>
+                <w:i w:val="false"/>
+                <w:iCs w:val="false"/>
+                <w:color w:val="000000"/>
+                <w:sz w:val="20"/>
+                <w:szCs w:val="20"/>
+              </w:rPr>
+              <w:t xml:space="preserve">Vocabulary Preview — </w:t>
+            </w:r>
+            <w:r>
+              <w:rPr>
+                <w:rFonts w:ascii="Arial" w:cs="Arial" w:eastAsia="Arial" w:hAnsi="Arial"/>
+                <w:b w:val="false"/>
+                <w:bCs w:val="false"/>
+                <w:i w:val="false"/>
+                <w:iCs w:val="false"/>
+                <w:color w:val="000000"/>
+                <w:sz w:val="20"/>
+                <w:szCs w:val="20"/>
+              </w:rPr>
+              <w:t xml:space="preserve">terms we'll use today:</w:t>
+            </w:r>
+            <w:r>
+              <w:rPr>
+                <w:rFonts w:ascii="Arial" w:cs="Arial" w:eastAsia="Arial" w:hAnsi="Arial"/>
+                <w:sz w:val="20"/>
+                <w:szCs w:val="20"/>
+              </w:rPr>
+              <w:br/>
+              <w:t xml:space="preserve"/>
+            </w:r>
+            <w:r>
+              <w:rPr>
+                <w:rFonts w:ascii="Arial" w:cs="Arial" w:eastAsia="Arial" w:hAnsi="Arial"/>
+                <w:b w:val="false"/>
+                <w:bCs w:val="false"/>
+                <w:i w:val="false"/>
+                <w:iCs w:val="false"/>
+                <w:color w:val="000000"/>
+                <w:sz w:val="20"/>
+                <w:szCs w:val="20"/>
+              </w:rPr>
+              <w:t xml:space="preserve">    • Hybrid   •   Adaptive   •   Stable   •   Time   •   Space   •   Real-world</w:t>
+            </w:r>
+            <w:r>
+              <w:rPr>
+                <w:rFonts w:ascii="Arial" w:cs="Arial" w:eastAsia="Arial" w:hAnsi="Arial"/>
+                <w:sz w:val="20"/>
+                <w:szCs w:val="20"/>
+              </w:rPr>
+              <w:br/>
+              <w:t xml:space="preserve"/>
+            </w:r>
+            <w:r>
+              <w:rPr>
+                <w:rFonts w:ascii="Arial" w:cs="Arial" w:eastAsia="Arial" w:hAnsi="Arial"/>
+                <w:sz w:val="20"/>
+                <w:szCs w:val="20"/>
+              </w:rPr>
+              <w:br/>
+              <w:t xml:space="preserve"/>
+            </w:r>
+            <w:r>
+              <w:rPr>
+                <w:rFonts w:ascii="Arial" w:cs="Arial" w:eastAsia="Arial" w:hAnsi="Arial"/>
+                <w:b w:val="false"/>
+                <w:bCs w:val="false"/>
+                <w:i/>
+                <w:iCs/>
+                <w:color w:val="444444"/>
+                <w:sz w:val="20"/>
+                <w:szCs w:val="20"/>
+              </w:rPr>
+              <w:t xml:space="preserve">Today's Goal: By the end of class you will be able to use Python's sorted() and .sort() effectively and understand why Timsort is so fast.</w:t>
+            </w:r>
+            <w:r>
+              <w:rPr>
+                <w:rFonts w:ascii="Arial" w:cs="Arial" w:eastAsia="Arial" w:hAnsi="Arial"/>
+                <w:sz w:val="20"/>
+                <w:szCs w:val="20"/>
+              </w:rPr>
+              <w:br/>
+              <w:t xml:space="preserve"/>
+            </w:r>
+            <w:r>
+              <w:rPr>
+                <w:rFonts w:ascii="Arial" w:cs="Arial" w:eastAsia="Arial" w:hAnsi="Arial"/>
+                <w:b w:val="false"/>
+                <w:bCs w:val="false"/>
+                <w:i/>
+                <w:iCs/>
+                <w:color w:val="555555"/>
+                <w:sz w:val="20"/>
+                <w:szCs w:val="20"/>
+              </w:rPr>
+              <w:t xml:space="preserve">→ Pair-share your response, then 2–3 students share with the class.</w:t>
             </w:r>
           </w:p>
         </w:tc>
@@ -319,9 +515,9 @@
               <w:right w:val="single" w:color="CCCCCC" w:sz="1"/>
             </w:tcBorders>
             <w:tcMar>
-              <w:top w:type="dxa" w:w="60"/>
+              <w:top w:type="dxa" w:w="80"/>
               <w:left w:type="dxa" w:w="120"/>
-              <w:bottom w:type="dxa" w:w="60"/>
+              <w:bottom w:type="dxa" w:w="80"/>
               <w:right w:type="dxa" w:w="120"/>
             </w:tcMar>
           </w:tcPr>
@@ -348,20 +544,424 @@
               <w:right w:val="single" w:color="CCCCCC" w:sz="1"/>
             </w:tcBorders>
             <w:tcMar>
-              <w:top w:type="dxa" w:w="60"/>
+              <w:top w:type="dxa" w:w="80"/>
               <w:left w:type="dxa" w:w="120"/>
-              <w:bottom w:type="dxa" w:w="60"/>
+              <w:bottom w:type="dxa" w:w="80"/>
               <w:right w:type="dxa" w:w="120"/>
             </w:tcMar>
           </w:tcPr>
           <w:p>
-            <w:r>
-              <w:rPr>
-                <w:rFonts w:ascii="Arial" w:cs="Arial" w:eastAsia="Arial" w:hAnsi="Arial"/>
-                <w:sz w:val="20"/>
-                <w:szCs w:val="20"/>
-              </w:rPr>
-              <w:t xml:space="preserve">Mini Lesson: Python's Built-in Sorting &amp; Timsort</w:t>
+            <w:pPr>
+              <w:spacing w:after="80" w:before="80"/>
+            </w:pPr>
+            <w:r>
+              <w:rPr>
+                <w:rFonts w:ascii="Arial" w:cs="Arial" w:eastAsia="Arial" w:hAnsi="Arial"/>
+                <w:b/>
+                <w:bCs/>
+                <w:i w:val="false"/>
+                <w:iCs w:val="false"/>
+                <w:color w:val="000000"/>
+                <w:sz w:val="22"/>
+                <w:szCs w:val="22"/>
+              </w:rPr>
+              <w:t xml:space="preserve">Mini Lesson: </w:t>
+            </w:r>
+            <w:r>
+              <w:rPr>
+                <w:rFonts w:ascii="Arial" w:cs="Arial" w:eastAsia="Arial" w:hAnsi="Arial"/>
+                <w:b w:val="false"/>
+                <w:bCs w:val="false"/>
+                <w:i w:val="false"/>
+                <w:iCs w:val="false"/>
+                <w:color w:val="000000"/>
+                <w:sz w:val="22"/>
+                <w:szCs w:val="22"/>
+              </w:rPr>
+              <w:t xml:space="preserve">Python's Built-in Sorting &amp; Timsort</w:t>
+            </w:r>
+            <w:r>
+              <w:rPr>
+                <w:rFonts w:ascii="Arial" w:cs="Arial" w:eastAsia="Arial" w:hAnsi="Arial"/>
+                <w:sz w:val="20"/>
+                <w:szCs w:val="20"/>
+              </w:rPr>
+              <w:br/>
+              <w:t xml:space="preserve"/>
+            </w:r>
+            <w:r>
+              <w:rPr>
+                <w:rFonts w:ascii="Arial" w:cs="Arial" w:eastAsia="Arial" w:hAnsi="Arial"/>
+                <w:sz w:val="20"/>
+                <w:szCs w:val="20"/>
+              </w:rPr>
+              <w:br/>
+              <w:t xml:space="preserve"/>
+            </w:r>
+            <w:r>
+              <w:rPr>
+                <w:rFonts w:ascii="Arial" w:cs="Arial" w:eastAsia="Arial" w:hAnsi="Arial"/>
+                <w:b/>
+                <w:bCs/>
+                <w:i/>
+                <w:iCs/>
+                <w:color w:val="000000"/>
+                <w:sz w:val="20"/>
+                <w:szCs w:val="20"/>
+              </w:rPr>
+              <w:t xml:space="preserve">Learning Target: </w:t>
+            </w:r>
+            <w:r>
+              <w:rPr>
+                <w:rFonts w:ascii="Arial" w:cs="Arial" w:eastAsia="Arial" w:hAnsi="Arial"/>
+                <w:b w:val="false"/>
+                <w:bCs w:val="false"/>
+                <w:i/>
+                <w:iCs/>
+                <w:color w:val="333333"/>
+                <w:sz w:val="20"/>
+                <w:szCs w:val="20"/>
+              </w:rPr>
+              <w:t xml:space="preserve">I can use Python's sorted() and .sort() effectively and understand why Timsort is so fast.</w:t>
+            </w:r>
+            <w:r>
+              <w:rPr>
+                <w:rFonts w:ascii="Arial" w:cs="Arial" w:eastAsia="Arial" w:hAnsi="Arial"/>
+                <w:sz w:val="20"/>
+                <w:szCs w:val="20"/>
+              </w:rPr>
+              <w:br/>
+              <w:t xml:space="preserve"/>
+            </w:r>
+            <w:r>
+              <w:rPr>
+                <w:rFonts w:ascii="Arial" w:cs="Arial" w:eastAsia="Arial" w:hAnsi="Arial"/>
+                <w:sz w:val="20"/>
+                <w:szCs w:val="20"/>
+              </w:rPr>
+              <w:br/>
+              <w:t xml:space="preserve"/>
+            </w:r>
+            <w:r>
+              <w:rPr>
+                <w:rFonts w:ascii="Arial" w:cs="Arial" w:eastAsia="Arial" w:hAnsi="Arial"/>
+                <w:b w:val="false"/>
+                <w:bCs w:val="false"/>
+                <w:i w:val="false"/>
+                <w:iCs w:val="false"/>
+                <w:color w:val="000000"/>
+                <w:sz w:val="20"/>
+                <w:szCs w:val="20"/>
+              </w:rPr>
+              <w:t xml:space="preserve">Python's Sorting Algorithm: Timsort</w:t>
+            </w:r>
+            <w:r>
+              <w:rPr>
+                <w:rFonts w:ascii="Arial" w:cs="Arial" w:eastAsia="Arial" w:hAnsi="Arial"/>
+                <w:sz w:val="20"/>
+                <w:szCs w:val="20"/>
+              </w:rPr>
+              <w:br/>
+              <w:t xml:space="preserve"/>
+            </w:r>
+            <w:r>
+              <w:rPr>
+                <w:rFonts w:ascii="Arial" w:cs="Arial" w:eastAsia="Arial" w:hAnsi="Arial"/>
+                <w:b w:val="false"/>
+                <w:bCs w:val="false"/>
+                <w:i w:val="false"/>
+                <w:iCs w:val="false"/>
+                <w:color w:val="000000"/>
+                <w:sz w:val="20"/>
+                <w:szCs w:val="20"/>
+              </w:rPr>
+              <w:t xml:space="preserve">When to Use sorted() vs. .sort():</w:t>
+            </w:r>
+            <w:r>
+              <w:rPr>
+                <w:rFonts w:ascii="Arial" w:cs="Arial" w:eastAsia="Arial" w:hAnsi="Arial"/>
+                <w:sz w:val="20"/>
+                <w:szCs w:val="20"/>
+              </w:rPr>
+              <w:br/>
+              <w:t xml:space="preserve"/>
+            </w:r>
+            <w:r>
+              <w:rPr>
+                <w:rFonts w:ascii="Arial" w:cs="Arial" w:eastAsia="Arial" w:hAnsi="Arial"/>
+                <w:sz w:val="20"/>
+                <w:szCs w:val="20"/>
+              </w:rPr>
+              <w:br/>
+              <w:t xml:space="preserve"/>
+            </w:r>
+            <w:r>
+              <w:rPr>
+                <w:rFonts w:ascii="Arial" w:cs="Arial" w:eastAsia="Arial" w:hAnsi="Arial"/>
+                <w:b/>
+                <w:bCs/>
+                <w:i w:val="false"/>
+                <w:iCs w:val="false"/>
+                <w:color w:val="000000"/>
+                <w:sz w:val="20"/>
+                <w:szCs w:val="20"/>
+              </w:rPr>
+              <w:t xml:space="preserve">Key Concepts:</w:t>
+            </w:r>
+            <w:r>
+              <w:rPr>
+                <w:rFonts w:ascii="Arial" w:cs="Arial" w:eastAsia="Arial" w:hAnsi="Arial"/>
+                <w:sz w:val="20"/>
+                <w:szCs w:val="20"/>
+              </w:rPr>
+              <w:br/>
+              <w:t xml:space="preserve"/>
+            </w:r>
+            <w:r>
+              <w:rPr>
+                <w:rFonts w:ascii="Arial" w:cs="Arial" w:eastAsia="Arial" w:hAnsi="Arial"/>
+                <w:b w:val="false"/>
+                <w:bCs w:val="false"/>
+                <w:i w:val="false"/>
+                <w:iCs w:val="false"/>
+                <w:color w:val="000000"/>
+                <w:sz w:val="20"/>
+                <w:szCs w:val="20"/>
+              </w:rPr>
+              <w:t xml:space="preserve">    • Hybrid: Combines insertion sort and merge sort</w:t>
+            </w:r>
+            <w:r>
+              <w:rPr>
+                <w:rFonts w:ascii="Arial" w:cs="Arial" w:eastAsia="Arial" w:hAnsi="Arial"/>
+                <w:sz w:val="20"/>
+                <w:szCs w:val="20"/>
+              </w:rPr>
+              <w:br/>
+              <w:t xml:space="preserve"/>
+            </w:r>
+            <w:r>
+              <w:rPr>
+                <w:rFonts w:ascii="Arial" w:cs="Arial" w:eastAsia="Arial" w:hAnsi="Arial"/>
+                <w:b w:val="false"/>
+                <w:bCs w:val="false"/>
+                <w:i w:val="false"/>
+                <w:iCs w:val="false"/>
+                <w:color w:val="000000"/>
+                <w:sz w:val="20"/>
+                <w:szCs w:val="20"/>
+              </w:rPr>
+              <w:t xml:space="preserve">    • Adaptive: Finds natural "runs" (sorted sequences) in the data</w:t>
+            </w:r>
+            <w:r>
+              <w:rPr>
+                <w:rFonts w:ascii="Arial" w:cs="Arial" w:eastAsia="Arial" w:hAnsi="Arial"/>
+                <w:sz w:val="20"/>
+                <w:szCs w:val="20"/>
+              </w:rPr>
+              <w:br/>
+              <w:t xml:space="preserve"/>
+            </w:r>
+            <w:r>
+              <w:rPr>
+                <w:rFonts w:ascii="Arial" w:cs="Arial" w:eastAsia="Arial" w:hAnsi="Arial"/>
+                <w:b w:val="false"/>
+                <w:bCs w:val="false"/>
+                <w:i w:val="false"/>
+                <w:iCs w:val="false"/>
+                <w:color w:val="000000"/>
+                <w:sz w:val="20"/>
+                <w:szCs w:val="20"/>
+              </w:rPr>
+              <w:t xml:space="preserve">    • Stable: Preserves relative order of equal elements</w:t>
+            </w:r>
+            <w:r>
+              <w:rPr>
+                <w:rFonts w:ascii="Arial" w:cs="Arial" w:eastAsia="Arial" w:hAnsi="Arial"/>
+                <w:sz w:val="20"/>
+                <w:szCs w:val="20"/>
+              </w:rPr>
+              <w:br/>
+              <w:t xml:space="preserve"/>
+            </w:r>
+            <w:r>
+              <w:rPr>
+                <w:rFonts w:ascii="Arial" w:cs="Arial" w:eastAsia="Arial" w:hAnsi="Arial"/>
+                <w:b w:val="false"/>
+                <w:bCs w:val="false"/>
+                <w:i w:val="false"/>
+                <w:iCs w:val="false"/>
+                <w:color w:val="000000"/>
+                <w:sz w:val="20"/>
+                <w:szCs w:val="20"/>
+              </w:rPr>
+              <w:t xml:space="preserve">    • Time: O(n) best case (already sorted), O(n log n) average/worst</w:t>
+            </w:r>
+            <w:r>
+              <w:rPr>
+                <w:rFonts w:ascii="Arial" w:cs="Arial" w:eastAsia="Arial" w:hAnsi="Arial"/>
+                <w:sz w:val="20"/>
+                <w:szCs w:val="20"/>
+              </w:rPr>
+              <w:br/>
+              <w:t xml:space="preserve"/>
+            </w:r>
+            <w:r>
+              <w:rPr>
+                <w:rFonts w:ascii="Arial" w:cs="Arial" w:eastAsia="Arial" w:hAnsi="Arial"/>
+                <w:b w:val="false"/>
+                <w:bCs w:val="false"/>
+                <w:i w:val="false"/>
+                <w:iCs w:val="false"/>
+                <w:color w:val="000000"/>
+                <w:sz w:val="20"/>
+                <w:szCs w:val="20"/>
+              </w:rPr>
+              <w:t xml:space="preserve">    • Space: O(n) for merging</w:t>
+            </w:r>
+            <w:r>
+              <w:rPr>
+                <w:rFonts w:ascii="Arial" w:cs="Arial" w:eastAsia="Arial" w:hAnsi="Arial"/>
+                <w:sz w:val="20"/>
+                <w:szCs w:val="20"/>
+              </w:rPr>
+              <w:br/>
+              <w:t xml:space="preserve"/>
+            </w:r>
+            <w:r>
+              <w:rPr>
+                <w:rFonts w:ascii="Arial" w:cs="Arial" w:eastAsia="Arial" w:hAnsi="Arial"/>
+                <w:b w:val="false"/>
+                <w:bCs w:val="false"/>
+                <w:i w:val="false"/>
+                <w:iCs w:val="false"/>
+                <w:color w:val="000000"/>
+                <w:sz w:val="20"/>
+                <w:szCs w:val="20"/>
+              </w:rPr>
+              <w:t xml:space="preserve">    • Real-world: Faster than pure merge or quick sort on real data</w:t>
+            </w:r>
+            <w:r>
+              <w:rPr>
+                <w:rFonts w:ascii="Arial" w:cs="Arial" w:eastAsia="Arial" w:hAnsi="Arial"/>
+                <w:sz w:val="20"/>
+                <w:szCs w:val="20"/>
+              </w:rPr>
+              <w:br/>
+              <w:t xml:space="preserve"/>
+            </w:r>
+            <w:r>
+              <w:rPr>
+                <w:rFonts w:ascii="Arial" w:cs="Arial" w:eastAsia="Arial" w:hAnsi="Arial"/>
+                <w:sz w:val="20"/>
+                <w:szCs w:val="20"/>
+              </w:rPr>
+              <w:br/>
+              <w:t xml:space="preserve"/>
+            </w:r>
+            <w:r>
+              <w:rPr>
+                <w:rFonts w:ascii="Arial" w:cs="Arial" w:eastAsia="Arial" w:hAnsi="Arial"/>
+                <w:b/>
+                <w:bCs/>
+                <w:i w:val="false"/>
+                <w:iCs w:val="false"/>
+                <w:color w:val="000000"/>
+                <w:sz w:val="20"/>
+                <w:szCs w:val="20"/>
+              </w:rPr>
+              <w:t xml:space="preserve">Vocabulary: </w:t>
+            </w:r>
+            <w:r>
+              <w:rPr>
+                <w:rFonts w:ascii="Arial" w:cs="Arial" w:eastAsia="Arial" w:hAnsi="Arial"/>
+                <w:b w:val="false"/>
+                <w:bCs w:val="false"/>
+                <w:i w:val="false"/>
+                <w:iCs w:val="false"/>
+                <w:color w:val="000000"/>
+                <w:sz w:val="20"/>
+                <w:szCs w:val="20"/>
+              </w:rPr>
+              <w:t xml:space="preserve">Hybrid, Adaptive, Stable, Time, Space, Real-world</w:t>
+            </w:r>
+            <w:r>
+              <w:rPr>
+                <w:rFonts w:ascii="Arial" w:cs="Arial" w:eastAsia="Arial" w:hAnsi="Arial"/>
+                <w:sz w:val="20"/>
+                <w:szCs w:val="20"/>
+              </w:rPr>
+              <w:br/>
+              <w:t xml:space="preserve"/>
+            </w:r>
+            <w:r>
+              <w:rPr>
+                <w:rFonts w:ascii="Arial" w:cs="Arial" w:eastAsia="Arial" w:hAnsi="Arial"/>
+                <w:sz w:val="20"/>
+                <w:szCs w:val="20"/>
+              </w:rPr>
+              <w:br/>
+              <w:t xml:space="preserve"/>
+            </w:r>
+            <w:r>
+              <w:rPr>
+                <w:rFonts w:ascii="Arial" w:cs="Arial" w:eastAsia="Arial" w:hAnsi="Arial"/>
+                <w:b/>
+                <w:bCs/>
+                <w:i/>
+                <w:iCs/>
+                <w:color w:val="555555"/>
+                <w:sz w:val="20"/>
+                <w:szCs w:val="20"/>
+              </w:rPr>
+              <w:t xml:space="preserve">→ Live Demo — </w:t>
+            </w:r>
+            <w:r>
+              <w:rPr>
+                <w:rFonts w:ascii="Arial" w:cs="Arial" w:eastAsia="Arial" w:hAnsi="Arial"/>
+                <w:b w:val="false"/>
+                <w:bCs w:val="false"/>
+                <w:i/>
+                <w:iCs/>
+                <w:color w:val="555555"/>
+                <w:sz w:val="20"/>
+                <w:szCs w:val="20"/>
+              </w:rPr>
+              <w:t xml:space="preserve">type examples as students follow along in their own editor.</w:t>
+            </w:r>
+            <w:r>
+              <w:rPr>
+                <w:rFonts w:ascii="Arial" w:cs="Arial" w:eastAsia="Arial" w:hAnsi="Arial"/>
+                <w:sz w:val="20"/>
+                <w:szCs w:val="20"/>
+              </w:rPr>
+              <w:br/>
+              <w:t xml:space="preserve"/>
+            </w:r>
+            <w:r>
+              <w:rPr>
+                <w:rFonts w:ascii="Arial" w:cs="Arial" w:eastAsia="Arial" w:hAnsi="Arial"/>
+                <w:b/>
+                <w:bCs/>
+                <w:i/>
+                <w:iCs/>
+                <w:color w:val="555555"/>
+                <w:sz w:val="20"/>
+                <w:szCs w:val="20"/>
+              </w:rPr>
+              <w:t xml:space="preserve">→ Check for Understanding: </w:t>
+            </w:r>
+            <w:r>
+              <w:rPr>
+                <w:rFonts w:ascii="Arial" w:cs="Arial" w:eastAsia="Arial" w:hAnsi="Arial"/>
+                <w:b w:val="false"/>
+                <w:bCs w:val="false"/>
+                <w:i/>
+                <w:iCs/>
+                <w:color w:val="555555"/>
+                <w:sz w:val="20"/>
+                <w:szCs w:val="20"/>
+              </w:rPr>
+              <w:t xml:space="preserve">pause and cold-call: “Can someone explain what we just did in their own words?”</w:t>
             </w:r>
           </w:p>
         </w:tc>
@@ -377,9 +977,9 @@
               <w:right w:val="single" w:color="CCCCCC" w:sz="1"/>
             </w:tcBorders>
             <w:tcMar>
-              <w:top w:type="dxa" w:w="60"/>
+              <w:top w:type="dxa" w:w="80"/>
               <w:left w:type="dxa" w:w="120"/>
-              <w:bottom w:type="dxa" w:w="60"/>
+              <w:bottom w:type="dxa" w:w="80"/>
               <w:right w:type="dxa" w:w="120"/>
             </w:tcMar>
           </w:tcPr>
@@ -406,20 +1006,90 @@
               <w:right w:val="single" w:color="CCCCCC" w:sz="1"/>
             </w:tcBorders>
             <w:tcMar>
-              <w:top w:type="dxa" w:w="60"/>
+              <w:top w:type="dxa" w:w="80"/>
               <w:left w:type="dxa" w:w="120"/>
-              <w:bottom w:type="dxa" w:w="60"/>
+              <w:bottom w:type="dxa" w:w="80"/>
               <w:right w:type="dxa" w:w="120"/>
             </w:tcMar>
           </w:tcPr>
           <w:p>
-            <w:r>
-              <w:rPr>
-                <w:rFonts w:ascii="Arial" w:cs="Arial" w:eastAsia="Arial" w:hAnsi="Arial"/>
-                <w:sz w:val="20"/>
-                <w:szCs w:val="20"/>
+            <w:pPr>
+              <w:spacing w:after="80" w:before="80"/>
+            </w:pPr>
+            <w:r>
+              <w:rPr>
+                <w:rFonts w:ascii="Arial" w:cs="Arial" w:eastAsia="Arial" w:hAnsi="Arial"/>
+                <w:b/>
+                <w:bCs/>
+                <w:i w:val="false"/>
+                <w:iCs w:val="false"/>
+                <w:color w:val="000000"/>
+                <w:sz w:val="22"/>
+                <w:szCs w:val="22"/>
               </w:rPr>
               <w:t xml:space="preserve">Guided Practice</w:t>
+            </w:r>
+            <w:r>
+              <w:rPr>
+                <w:rFonts w:ascii="Arial" w:cs="Arial" w:eastAsia="Arial" w:hAnsi="Arial"/>
+                <w:sz w:val="20"/>
+                <w:szCs w:val="20"/>
+              </w:rPr>
+              <w:br/>
+              <w:t xml:space="preserve"/>
+            </w:r>
+            <w:r>
+              <w:rPr>
+                <w:rFonts w:ascii="Arial" w:cs="Arial" w:eastAsia="Arial" w:hAnsi="Arial"/>
+                <w:sz w:val="20"/>
+                <w:szCs w:val="20"/>
+              </w:rPr>
+              <w:br/>
+              <w:t xml:space="preserve"/>
+            </w:r>
+            <w:r>
+              <w:rPr>
+                <w:rFonts w:ascii="Arial" w:cs="Arial" w:eastAsia="Arial" w:hAnsi="Arial"/>
+                <w:b w:val="false"/>
+                <w:bCs w:val="false"/>
+                <w:i w:val="false"/>
+                <w:iCs w:val="false"/>
+                <w:color w:val="000000"/>
+                <w:sz w:val="20"/>
+                <w:szCs w:val="20"/>
+              </w:rPr>
+              <w:t xml:space="preserve">Activity 1: Understanding key Parameter</w:t>
+            </w:r>
+            <w:r>
+              <w:rPr>
+                <w:rFonts w:ascii="Arial" w:cs="Arial" w:eastAsia="Arial" w:hAnsi="Arial"/>
+                <w:sz w:val="20"/>
+                <w:szCs w:val="20"/>
+              </w:rPr>
+              <w:br/>
+              <w:t xml:space="preserve"/>
+            </w:r>
+            <w:r>
+              <w:rPr>
+                <w:rFonts w:ascii="Arial" w:cs="Arial" w:eastAsia="Arial" w:hAnsi="Arial"/>
+                <w:sz w:val="20"/>
+                <w:szCs w:val="20"/>
+              </w:rPr>
+              <w:br/>
+              <w:t xml:space="preserve"/>
+            </w:r>
+            <w:r>
+              <w:rPr>
+                <w:rFonts w:ascii="Arial" w:cs="Arial" w:eastAsia="Arial" w:hAnsi="Arial"/>
+                <w:b w:val="false"/>
+                <w:bCs w:val="false"/>
+                <w:i/>
+                <w:iCs/>
+                <w:color w:val="555555"/>
+                <w:sz w:val="20"/>
+                <w:szCs w:val="20"/>
+              </w:rPr>
+              <w:t xml:space="preserve">→ Teacher models — students try alongside, then compare results.</w:t>
             </w:r>
           </w:p>
         </w:tc>
@@ -435,9 +1105,9 @@
               <w:right w:val="single" w:color="CCCCCC" w:sz="1"/>
             </w:tcBorders>
             <w:tcMar>
-              <w:top w:type="dxa" w:w="60"/>
+              <w:top w:type="dxa" w:w="80"/>
               <w:left w:type="dxa" w:w="120"/>
-              <w:bottom w:type="dxa" w:w="60"/>
+              <w:bottom w:type="dxa" w:w="80"/>
               <w:right w:type="dxa" w:w="120"/>
             </w:tcMar>
           </w:tcPr>
@@ -450,7 +1120,7 @@
                 <w:sz w:val="20"/>
                 <w:szCs w:val="20"/>
               </w:rPr>
-              <w:t xml:space="preserve">15-20 min</w:t>
+              <w:t xml:space="preserve">15–20 min</w:t>
             </w:r>
           </w:p>
         </w:tc>
@@ -464,20 +1134,81 @@
               <w:right w:val="single" w:color="CCCCCC" w:sz="1"/>
             </w:tcBorders>
             <w:tcMar>
-              <w:top w:type="dxa" w:w="60"/>
+              <w:top w:type="dxa" w:w="80"/>
               <w:left w:type="dxa" w:w="120"/>
-              <w:bottom w:type="dxa" w:w="60"/>
+              <w:bottom w:type="dxa" w:w="80"/>
               <w:right w:type="dxa" w:w="120"/>
             </w:tcMar>
           </w:tcPr>
           <w:p>
-            <w:r>
-              <w:rPr>
-                <w:rFonts w:ascii="Arial" w:cs="Arial" w:eastAsia="Arial" w:hAnsi="Arial"/>
-                <w:sz w:val="20"/>
-                <w:szCs w:val="20"/>
+            <w:pPr>
+              <w:spacing w:after="80" w:before="80"/>
+            </w:pPr>
+            <w:r>
+              <w:rPr>
+                <w:rFonts w:ascii="Arial" w:cs="Arial" w:eastAsia="Arial" w:hAnsi="Arial"/>
+                <w:b/>
+                <w:bCs/>
+                <w:i w:val="false"/>
+                <w:iCs w:val="false"/>
+                <w:color w:val="000000"/>
+                <w:sz w:val="22"/>
+                <w:szCs w:val="22"/>
               </w:rPr>
               <w:t xml:space="preserve">Independent Practice / Code Along</w:t>
+            </w:r>
+            <w:r>
+              <w:rPr>
+                <w:rFonts w:ascii="Arial" w:cs="Arial" w:eastAsia="Arial" w:hAnsi="Arial"/>
+                <w:sz w:val="20"/>
+                <w:szCs w:val="20"/>
+              </w:rPr>
+              <w:br/>
+              <w:t xml:space="preserve"/>
+            </w:r>
+            <w:r>
+              <w:rPr>
+                <w:rFonts w:ascii="Arial" w:cs="Arial" w:eastAsia="Arial" w:hAnsi="Arial"/>
+                <w:b w:val="false"/>
+                <w:bCs w:val="false"/>
+                <w:i w:val="false"/>
+                <w:iCs w:val="false"/>
+                <w:color w:val="000000"/>
+                <w:sz w:val="20"/>
+                <w:szCs w:val="20"/>
+              </w:rPr>
+              <w:t xml:space="preserve">    Work through problems from the day's exercise set.</w:t>
+            </w:r>
+            <w:r>
+              <w:rPr>
+                <w:rFonts w:ascii="Arial" w:cs="Arial" w:eastAsia="Arial" w:hAnsi="Arial"/>
+                <w:sz w:val="20"/>
+                <w:szCs w:val="20"/>
+              </w:rPr>
+              <w:br/>
+              <w:t xml:space="preserve"/>
+            </w:r>
+            <w:r>
+              <w:rPr>
+                <w:rFonts w:ascii="Arial" w:cs="Arial" w:eastAsia="Arial" w:hAnsi="Arial"/>
+                <w:sz w:val="20"/>
+                <w:szCs w:val="20"/>
+              </w:rPr>
+              <w:br/>
+              <w:t xml:space="preserve"/>
+            </w:r>
+            <w:r>
+              <w:rPr>
+                <w:rFonts w:ascii="Arial" w:cs="Arial" w:eastAsia="Arial" w:hAnsi="Arial"/>
+                <w:b w:val="false"/>
+                <w:bCs w:val="false"/>
+                <w:i/>
+                <w:iCs/>
+                <w:color w:val="555555"/>
+                <w:sz w:val="20"/>
+                <w:szCs w:val="20"/>
+              </w:rPr>
+              <w:t xml:space="preserve">→ Teacher circulates — offer hints, check for understanding.</w:t>
             </w:r>
           </w:p>
         </w:tc>
@@ -493,9 +1224,9 @@
               <w:right w:val="single" w:color="CCCCCC" w:sz="1"/>
             </w:tcBorders>
             <w:tcMar>
-              <w:top w:type="dxa" w:w="60"/>
+              <w:top w:type="dxa" w:w="80"/>
               <w:left w:type="dxa" w:w="120"/>
-              <w:bottom w:type="dxa" w:w="60"/>
+              <w:bottom w:type="dxa" w:w="80"/>
               <w:right w:type="dxa" w:w="120"/>
             </w:tcMar>
           </w:tcPr>
@@ -522,20 +1253,90 @@
               <w:right w:val="single" w:color="CCCCCC" w:sz="1"/>
             </w:tcBorders>
             <w:tcMar>
-              <w:top w:type="dxa" w:w="60"/>
+              <w:top w:type="dxa" w:w="80"/>
               <w:left w:type="dxa" w:w="120"/>
-              <w:bottom w:type="dxa" w:w="60"/>
+              <w:bottom w:type="dxa" w:w="80"/>
               <w:right w:type="dxa" w:w="120"/>
             </w:tcMar>
           </w:tcPr>
           <w:p>
-            <w:r>
-              <w:rPr>
-                <w:rFonts w:ascii="Arial" w:cs="Arial" w:eastAsia="Arial" w:hAnsi="Arial"/>
-                <w:sz w:val="20"/>
-                <w:szCs w:val="20"/>
+            <w:pPr>
+              <w:spacing w:after="80" w:before="80"/>
+            </w:pPr>
+            <w:r>
+              <w:rPr>
+                <w:rFonts w:ascii="Arial" w:cs="Arial" w:eastAsia="Arial" w:hAnsi="Arial"/>
+                <w:b/>
+                <w:bCs/>
+                <w:i w:val="false"/>
+                <w:iCs w:val="false"/>
+                <w:color w:val="000000"/>
+                <w:sz w:val="22"/>
+                <w:szCs w:val="22"/>
               </w:rPr>
               <w:t xml:space="preserve">Exit Ticket / Wrap-Up</w:t>
+            </w:r>
+            <w:r>
+              <w:rPr>
+                <w:rFonts w:ascii="Arial" w:cs="Arial" w:eastAsia="Arial" w:hAnsi="Arial"/>
+                <w:sz w:val="20"/>
+                <w:szCs w:val="20"/>
+              </w:rPr>
+              <w:br/>
+              <w:t xml:space="preserve"/>
+            </w:r>
+            <w:r>
+              <w:rPr>
+                <w:rFonts w:ascii="Arial" w:cs="Arial" w:eastAsia="Arial" w:hAnsi="Arial"/>
+                <w:sz w:val="20"/>
+                <w:szCs w:val="20"/>
+              </w:rPr>
+              <w:br/>
+              <w:t xml:space="preserve"/>
+            </w:r>
+            <w:r>
+              <w:rPr>
+                <w:rFonts w:ascii="Arial" w:cs="Arial" w:eastAsia="Arial" w:hAnsi="Arial"/>
+                <w:b w:val="false"/>
+                <w:bCs w:val="false"/>
+                <w:i w:val="false"/>
+                <w:iCs w:val="false"/>
+                <w:color w:val="000000"/>
+                <w:sz w:val="20"/>
+                <w:szCs w:val="20"/>
+              </w:rPr>
+              <w:t xml:space="preserve">Quick Check: Use Python's sorted() and .sort() effectively and understand why Timsort is so fast?</w:t>
+            </w:r>
+            <w:r>
+              <w:rPr>
+                <w:rFonts w:ascii="Arial" w:cs="Arial" w:eastAsia="Arial" w:hAnsi="Arial"/>
+                <w:sz w:val="20"/>
+                <w:szCs w:val="20"/>
+              </w:rPr>
+              <w:br/>
+              <w:t xml:space="preserve"/>
+            </w:r>
+            <w:r>
+              <w:rPr>
+                <w:rFonts w:ascii="Arial" w:cs="Arial" w:eastAsia="Arial" w:hAnsi="Arial"/>
+                <w:sz w:val="20"/>
+                <w:szCs w:val="20"/>
+              </w:rPr>
+              <w:br/>
+              <w:t xml:space="preserve"/>
+            </w:r>
+            <w:r>
+              <w:rPr>
+                <w:rFonts w:ascii="Arial" w:cs="Arial" w:eastAsia="Arial" w:hAnsi="Arial"/>
+                <w:b w:val="false"/>
+                <w:bCs w:val="false"/>
+                <w:i/>
+                <w:iCs/>
+                <w:color w:val="555555"/>
+                <w:sz w:val="20"/>
+                <w:szCs w:val="20"/>
+              </w:rPr>
+              <w:t xml:space="preserve">→ 3–2–1: Name 3 things learned, 2 new vocab words, 1 question you still have.</w:t>
             </w:r>
           </w:p>
         </w:tc>
@@ -857,19 +1658,6 @@
                 <w:sz w:val="18"/>
                 <w:szCs w:val="18"/>
               </w:rPr>
-              <w:t xml:space="preserve"># Basic usage</w:t>
-            </w:r>
-          </w:p>
-          <w:p>
-            <w:pPr>
-              <w:spacing w:after="20"/>
-            </w:pPr>
-            <w:r>
-              <w:rPr>
-                <w:rFonts w:ascii="Courier New" w:cs="Courier New" w:eastAsia="Courier New" w:hAnsi="Courier New"/>
-                <w:sz w:val="18"/>
-                <w:szCs w:val="18"/>
-              </w:rPr>
               <w:t xml:space="preserve">numbers = [5, 2, 8, 1, 9, 3]</w:t>
             </w:r>
           </w:p>
@@ -896,7 +1684,7 @@
                 <w:sz w:val="18"/>
                 <w:szCs w:val="18"/>
               </w:rPr>
-              <w:t xml:space="preserve"># sorted() - creates new list</w:t>
+              <w:t xml:space="preserve"> </w:t>
             </w:r>
           </w:p>
           <w:p>
@@ -961,7 +1749,7 @@
                 <w:sz w:val="18"/>
                 <w:szCs w:val="18"/>
               </w:rPr>
-              <w:t xml:space="preserve"># .sort() - modifies in-place</w:t>
+              <w:t xml:space="preserve"> </w:t>
             </w:r>
           </w:p>
           <w:p>
@@ -1013,7 +1801,7 @@
                 <w:sz w:val="18"/>
                 <w:szCs w:val="18"/>
               </w:rPr>
-              <w:t xml:space="preserve"># Reverse sorting</w:t>
+              <w:t xml:space="preserve"> </w:t>
             </w:r>
           </w:p>
           <w:p>
@@ -1065,7 +1853,7 @@
                 <w:sz w:val="18"/>
                 <w:szCs w:val="18"/>
               </w:rPr>
-              <w:t xml:space="preserve"># Custom sorting with key parameter</w:t>
+              <w:t xml:space="preserve"> </w:t>
             </w:r>
           </w:p>
           <w:p>
@@ -1156,7 +1944,7 @@
                 <w:sz w:val="18"/>
                 <w:szCs w:val="18"/>
               </w:rPr>
-              <w:t xml:space="preserve"># Sort by grade</w:t>
+              <w:t xml:space="preserve"> </w:t>
             </w:r>
           </w:p>
           <w:p>
@@ -1208,7 +1996,7 @@
                 <w:sz w:val="18"/>
                 <w:szCs w:val="18"/>
               </w:rPr>
-              <w:t xml:space="preserve"># Sort by name</w:t>
+              <w:t xml:space="preserve"> </w:t>
             </w:r>
           </w:p>
           <w:p>
@@ -1260,7 +2048,7 @@
                 <w:sz w:val="18"/>
                 <w:szCs w:val="18"/>
               </w:rPr>
-              <w:t xml:space="preserve"># Custom key with functions</w:t>
+              <w:t xml:space="preserve"> </w:t>
             </w:r>
           </w:p>
           <w:p>
@@ -1299,7 +2087,7 @@
                 <w:sz w:val="18"/>
                 <w:szCs w:val="18"/>
               </w:rPr>
-              <w:t xml:space="preserve"># Sort by length</w:t>
+              <w:t xml:space="preserve"> </w:t>
             </w:r>
           </w:p>
           <w:p>
@@ -1351,7 +2139,7 @@
                 <w:sz w:val="18"/>
                 <w:szCs w:val="18"/>
               </w:rPr>
-              <w:t xml:space="preserve"># Sort by custom function</w:t>
+              <w:t xml:space="preserve"> </w:t>
             </w:r>
           </w:p>
           <w:p>
@@ -1429,7 +2217,7 @@
                 <w:sz w:val="18"/>
                 <w:szCs w:val="18"/>
               </w:rPr>
-              <w:t xml:space="preserve"># Sorting complex objects</w:t>
+              <w:t xml:space="preserve"> </w:t>
             </w:r>
           </w:p>
           <w:p>
@@ -1624,7 +2412,7 @@
                 <w:sz w:val="18"/>
                 <w:szCs w:val="18"/>
               </w:rPr>
-              <w:t xml:space="preserve"># Sort by GPA</w:t>
+              <w:t xml:space="preserve"> </w:t>
             </w:r>
           </w:p>
           <w:p>
@@ -1676,7 +2464,7 @@
                 <w:sz w:val="18"/>
                 <w:szCs w:val="18"/>
               </w:rPr>
-              <w:t xml:space="preserve"># Multi-level sorting</w:t>
+              <w:t xml:space="preserve"> </w:t>
             </w:r>
           </w:p>
           <w:p>
@@ -1767,7 +2555,7 @@
                 <w:sz w:val="18"/>
                 <w:szCs w:val="18"/>
               </w:rPr>
-              <w:t xml:space="preserve"># Sort by age, then by salary</w:t>
+              <w:t xml:space="preserve"> </w:t>
             </w:r>
           </w:p>
           <w:p>
@@ -1806,7 +2594,7 @@
                 <w:sz w:val="18"/>
                 <w:szCs w:val="18"/>
               </w:rPr>
-              <w:t xml:space="preserve"># Case-insensitive string sorting</w:t>
+              <w:t xml:space="preserve"> </w:t>
             </w:r>
           </w:p>
           <w:p>
@@ -1871,7 +2659,7 @@
                 <w:sz w:val="18"/>
                 <w:szCs w:val="18"/>
               </w:rPr>
-              <w:t xml:space="preserve"># Stability demonstration</w:t>
+              <w:t xml:space="preserve"> </w:t>
             </w:r>
           </w:p>
           <w:p>
@@ -1910,46 +2698,46 @@
                 <w:sz w:val="18"/>
                 <w:szCs w:val="18"/>
               </w:rPr>
-              <w:t xml:space="preserve"># Result: [(1, 'a'), (1, 'c'), (2, 'b'), (2, 'd')]</w:t>
-            </w:r>
-          </w:p>
-          <w:p>
-            <w:pPr>
-              <w:spacing w:after="20"/>
-            </w:pPr>
-            <w:r>
-              <w:rPr>
-                <w:rFonts w:ascii="Courier New" w:cs="Courier New" w:eastAsia="Courier New" w:hAnsi="Courier New"/>
-                <w:sz w:val="18"/>
-                <w:szCs w:val="18"/>
-              </w:rPr>
-              <w:t xml:space="preserve"># Notice: (1, 'a') comes before (1, 'c'), preserving original order</w:t>
-            </w:r>
-          </w:p>
-          <w:p>
-            <w:pPr>
-              <w:spacing w:after="20"/>
-            </w:pPr>
-            <w:r>
-              <w:rPr>
-                <w:rFonts w:ascii="Courier New" w:cs="Courier New" w:eastAsia="Courier New" w:hAnsi="Courier New"/>
-                <w:sz w:val="18"/>
-                <w:szCs w:val="18"/>
-              </w:rPr>
-              <w:t xml:space="preserve"> </w:t>
-            </w:r>
-          </w:p>
-          <w:p>
-            <w:pPr>
-              <w:spacing w:after="20"/>
-            </w:pPr>
-            <w:r>
-              <w:rPr>
-                <w:rFonts w:ascii="Courier New" w:cs="Courier New" w:eastAsia="Courier New" w:hAnsi="Courier New"/>
-                <w:sz w:val="18"/>
-                <w:szCs w:val="18"/>
-              </w:rPr>
-              <w:t xml:space="preserve"># Performance comparison</w:t>
+              <w:t xml:space="preserve"> </w:t>
+            </w:r>
+          </w:p>
+          <w:p>
+            <w:pPr>
+              <w:spacing w:after="20"/>
+            </w:pPr>
+            <w:r>
+              <w:rPr>
+                <w:rFonts w:ascii="Courier New" w:cs="Courier New" w:eastAsia="Courier New" w:hAnsi="Courier New"/>
+                <w:sz w:val="18"/>
+                <w:szCs w:val="18"/>
+              </w:rPr>
+              <w:t xml:space="preserve"> </w:t>
+            </w:r>
+          </w:p>
+          <w:p>
+            <w:pPr>
+              <w:spacing w:after="20"/>
+            </w:pPr>
+            <w:r>
+              <w:rPr>
+                <w:rFonts w:ascii="Courier New" w:cs="Courier New" w:eastAsia="Courier New" w:hAnsi="Courier New"/>
+                <w:sz w:val="18"/>
+                <w:szCs w:val="18"/>
+              </w:rPr>
+              <w:t xml:space="preserve"> </w:t>
+            </w:r>
+          </w:p>
+          <w:p>
+            <w:pPr>
+              <w:spacing w:after="20"/>
+            </w:pPr>
+            <w:r>
+              <w:rPr>
+                <w:rFonts w:ascii="Courier New" w:cs="Courier New" w:eastAsia="Courier New" w:hAnsi="Courier New"/>
+                <w:sz w:val="18"/>
+                <w:szCs w:val="18"/>
+              </w:rPr>
+              <w:t xml:space="preserve"> </w:t>
             </w:r>
           </w:p>
           <w:p>
@@ -2326,7 +3114,7 @@
                 <w:sz w:val="18"/>
                 <w:szCs w:val="18"/>
               </w:rPr>
-              <w:t xml:space="preserve"># Why Timsort wins</w:t>
+              <w:t xml:space="preserve"> </w:t>
             </w:r>
           </w:p>
           <w:p>
@@ -2484,19 +3272,6 @@
                 <w:sz w:val="18"/>
                 <w:szCs w:val="18"/>
               </w:rPr>
-              <w:t xml:space="preserve"># Sort tuples</w:t>
-            </w:r>
-          </w:p>
-          <w:p>
-            <w:pPr>
-              <w:spacing w:after="20"/>
-            </w:pPr>
-            <w:r>
-              <w:rPr>
-                <w:rFonts w:ascii="Courier New" w:cs="Courier New" w:eastAsia="Courier New" w:hAnsi="Courier New"/>
-                <w:sz w:val="18"/>
-                <w:szCs w:val="18"/>
-              </w:rPr>
               <w:t xml:space="preserve">people = [('Alice', 25), ('Bob', 30), ('Charlie', 25)]</w:t>
             </w:r>
           </w:p>
@@ -2523,7 +3298,7 @@
                 <w:sz w:val="18"/>
                 <w:szCs w:val="18"/>
               </w:rPr>
-              <w:t xml:space="preserve"># By first element (name)</w:t>
+              <w:t xml:space="preserve"> </w:t>
             </w:r>
           </w:p>
           <w:p>
@@ -2562,7 +3337,7 @@
                 <w:sz w:val="18"/>
                 <w:szCs w:val="18"/>
               </w:rPr>
-              <w:t xml:space="preserve"># By second element (age)</w:t>
+              <w:t xml:space="preserve"> </w:t>
             </w:r>
           </w:p>
           <w:p>
@@ -2601,7 +3376,7 @@
                 <w:sz w:val="18"/>
                 <w:szCs w:val="18"/>
               </w:rPr>
-              <w:t xml:space="preserve"># By age, then name</w:t>
+              <w:t xml:space="preserve"> </w:t>
             </w:r>
           </w:p>
           <w:p>
@@ -2828,19 +3603,6 @@
                 <w:sz w:val="18"/>
                 <w:szCs w:val="18"/>
               </w:rPr>
-              <w:t xml:space="preserve"># Beginner</w:t>
-            </w:r>
-          </w:p>
-          <w:p>
-            <w:pPr>
-              <w:spacing w:after="20"/>
-            </w:pPr>
-            <w:r>
-              <w:rPr>
-                <w:rFonts w:ascii="Courier New" w:cs="Courier New" w:eastAsia="Courier New" w:hAnsi="Courier New"/>
-                <w:sz w:val="18"/>
-                <w:szCs w:val="18"/>
-              </w:rPr>
               <w:t xml:space="preserve">students = [</w:t>
             </w:r>
           </w:p>
@@ -2919,7 +3681,7 @@
                 <w:sz w:val="18"/>
                 <w:szCs w:val="18"/>
               </w:rPr>
-              <w:t xml:space="preserve"># Intermediate</w:t>
+              <w:t xml:space="preserve"> </w:t>
             </w:r>
           </w:p>
           <w:p>
@@ -2958,33 +3720,33 @@
                 <w:sz w:val="18"/>
                 <w:szCs w:val="18"/>
               </w:rPr>
-              <w:t xml:space="preserve"># Result: ['a', 'hi', 'on', 'cat', 'hello']</w:t>
-            </w:r>
-          </w:p>
-          <w:p>
-            <w:pPr>
-              <w:spacing w:after="20"/>
-            </w:pPr>
-            <w:r>
-              <w:rPr>
-                <w:rFonts w:ascii="Courier New" w:cs="Courier New" w:eastAsia="Courier New" w:hAnsi="Courier New"/>
-                <w:sz w:val="18"/>
-                <w:szCs w:val="18"/>
-              </w:rPr>
-              <w:t xml:space="preserve"> </w:t>
-            </w:r>
-          </w:p>
-          <w:p>
-            <w:pPr>
-              <w:spacing w:after="20"/>
-            </w:pPr>
-            <w:r>
-              <w:rPr>
-                <w:rFonts w:ascii="Courier New" w:cs="Courier New" w:eastAsia="Courier New" w:hAnsi="Courier New"/>
-                <w:sz w:val="18"/>
-                <w:szCs w:val="18"/>
-              </w:rPr>
-              <w:t xml:space="preserve"># Challenge</w:t>
+              <w:t xml:space="preserve"> </w:t>
+            </w:r>
+          </w:p>
+          <w:p>
+            <w:pPr>
+              <w:spacing w:after="20"/>
+            </w:pPr>
+            <w:r>
+              <w:rPr>
+                <w:rFonts w:ascii="Courier New" w:cs="Courier New" w:eastAsia="Courier New" w:hAnsi="Courier New"/>
+                <w:sz w:val="18"/>
+                <w:szCs w:val="18"/>
+              </w:rPr>
+              <w:t xml:space="preserve"> </w:t>
+            </w:r>
+          </w:p>
+          <w:p>
+            <w:pPr>
+              <w:spacing w:after="20"/>
+            </w:pPr>
+            <w:r>
+              <w:rPr>
+                <w:rFonts w:ascii="Courier New" w:cs="Courier New" w:eastAsia="Courier New" w:hAnsi="Courier New"/>
+                <w:sz w:val="18"/>
+                <w:szCs w:val="18"/>
+              </w:rPr>
+              <w:t xml:space="preserve"> </w:t>
             </w:r>
           </w:p>
           <w:p>

--- a/Coding 2 - year/Unit 5 - Sorting Searching & Recursion/Daily Lesson Plans/Word/Day 19.docx
+++ b/Coding 2 - year/Unit 5 - Sorting Searching & Recursion/Daily Lesson Plans/Word/Day 19.docx
@@ -380,7 +380,7 @@
                 <w:sz w:val="20"/>
                 <w:szCs w:val="20"/>
               </w:rPr>
-              <w:t xml:space="preserve">    What do you already know about how to use Python's sorted() and .sort() effectively and understand why Timsort is so fast?</w:t>
+              <w:t xml:space="preserve">    Have you ever used Python's sorted() before? Where might Python's sorted() be useful in a real program?</w:t>
             </w:r>
             <w:r>
               <w:rPr>
@@ -477,7 +477,7 @@
                 <w:sz w:val="20"/>
                 <w:szCs w:val="20"/>
               </w:rPr>
-              <w:t xml:space="preserve">Today's Goal: By the end of class you will be able to use Python's sorted() and .sort() effectively and understand why Timsort is so fast.</w:t>
+              <w:t xml:space="preserve">Today’s Goal: By the end of class you will be able to use Python's sorted() and .sort() effectively and understand why Timsort is so fast.</w:t>
             </w:r>
             <w:r>
               <w:rPr>
@@ -1305,7 +1305,7 @@
                 <w:sz w:val="20"/>
                 <w:szCs w:val="20"/>
               </w:rPr>
-              <w:t xml:space="preserve">Quick Check: Use Python's sorted() and .sort() effectively and understand why Timsort is so fast?</w:t>
+              <w:t xml:space="preserve">Write the key syntax or steps for using Python's sorted(). What's one mistake beginners commonly make?</w:t>
             </w:r>
             <w:r>
               <w:rPr>

--- a/Coding 2 - year/Unit 5 - Sorting Searching & Recursion/Daily Lesson Plans/Word/Day 19.docx
+++ b/Coding 2 - year/Unit 5 - Sorting Searching & Recursion/Daily Lesson Plans/Word/Day 19.docx
@@ -1169,6 +1169,19 @@
             <w:r>
               <w:rPr>
                 <w:rFonts w:ascii="Arial" w:cs="Arial" w:eastAsia="Arial" w:hAnsi="Arial"/>
+                <w:b/>
+                <w:bCs/>
+                <w:i w:val="false"/>
+                <w:iCs w:val="false"/>
+                <w:color w:val="000000"/>
+                <w:sz w:val="20"/>
+                <w:szCs w:val="20"/>
+              </w:rPr>
+              <w:t xml:space="preserve">    Beginner: </w:t>
+            </w:r>
+            <w:r>
+              <w:rPr>
+                <w:rFonts w:ascii="Arial" w:cs="Arial" w:eastAsia="Arial" w:hAnsi="Arial"/>
                 <w:b w:val="false"/>
                 <w:bCs w:val="false"/>
                 <w:i w:val="false"/>
@@ -1177,7 +1190,77 @@
                 <w:sz w:val="20"/>
                 <w:szCs w:val="20"/>
               </w:rPr>
-              <w:t xml:space="preserve">    Work through problems from the day's exercise set.</w:t>
+              <w:t xml:space="preserve">Sort a list of dictionaries by one field using sorted() with a key parameter.</w:t>
+            </w:r>
+            <w:r>
+              <w:rPr>
+                <w:rFonts w:ascii="Arial" w:cs="Arial" w:eastAsia="Arial" w:hAnsi="Arial"/>
+                <w:sz w:val="20"/>
+                <w:szCs w:val="20"/>
+              </w:rPr>
+              <w:br/>
+              <w:t xml:space="preserve"/>
+            </w:r>
+            <w:r>
+              <w:rPr>
+                <w:rFonts w:ascii="Arial" w:cs="Arial" w:eastAsia="Arial" w:hAnsi="Arial"/>
+                <w:b/>
+                <w:bCs/>
+                <w:i w:val="false"/>
+                <w:iCs w:val="false"/>
+                <w:color w:val="000000"/>
+                <w:sz w:val="20"/>
+                <w:szCs w:val="20"/>
+              </w:rPr>
+              <w:t xml:space="preserve">    Intermediate: </w:t>
+            </w:r>
+            <w:r>
+              <w:rPr>
+                <w:rFonts w:ascii="Arial" w:cs="Arial" w:eastAsia="Arial" w:hAnsi="Arial"/>
+                <w:b w:val="false"/>
+                <w:bCs w:val="false"/>
+                <w:i w:val="false"/>
+                <w:iCs w:val="false"/>
+                <w:color w:val="000000"/>
+                <w:sz w:val="20"/>
+                <w:szCs w:val="20"/>
+              </w:rPr>
+              <w:t xml:space="preserve">Sort a list of strings by multiple criteria: first by length, then alphabetically within same length.</w:t>
+            </w:r>
+            <w:r>
+              <w:rPr>
+                <w:rFonts w:ascii="Arial" w:cs="Arial" w:eastAsia="Arial" w:hAnsi="Arial"/>
+                <w:sz w:val="20"/>
+                <w:szCs w:val="20"/>
+              </w:rPr>
+              <w:br/>
+              <w:t xml:space="preserve"/>
+            </w:r>
+            <w:r>
+              <w:rPr>
+                <w:rFonts w:ascii="Arial" w:cs="Arial" w:eastAsia="Arial" w:hAnsi="Arial"/>
+                <w:b/>
+                <w:bCs/>
+                <w:i w:val="false"/>
+                <w:iCs w:val="false"/>
+                <w:color w:val="000000"/>
+                <w:sz w:val="20"/>
+                <w:szCs w:val="20"/>
+              </w:rPr>
+              <w:t xml:space="preserve">    Challenge: </w:t>
+            </w:r>
+            <w:r>
+              <w:rPr>
+                <w:rFonts w:ascii="Arial" w:cs="Arial" w:eastAsia="Arial" w:hAnsi="Arial"/>
+                <w:b w:val="false"/>
+                <w:bCs w:val="false"/>
+                <w:i w:val="false"/>
+                <w:iCs w:val="false"/>
+                <w:color w:val="000000"/>
+                <w:sz w:val="20"/>
+                <w:szCs w:val="20"/>
+              </w:rPr>
+              <w:t xml:space="preserve">Create a custom comparator class that can be used with sorted(). Make it compare objects by multiple fields with different sort orders (asce…</w:t>
             </w:r>
             <w:r>
               <w:rPr>
@@ -4014,6 +4097,94 @@
       <w:pPr>
         <w:spacing w:after="160"/>
       </w:pPr>
+    </w:p>
+    <w:p>
+      <w:pPr>
+        <w:pBdr>
+          <w:bottom w:val="single" w:color="1B7A4A" w:sz="4" w:space="4"/>
+        </w:pBdr>
+        <w:spacing w:after="100" w:before="120"/>
+      </w:pPr>
+      <w:r>
+        <w:rPr>
+          <w:rFonts w:ascii="Arial" w:cs="Arial" w:eastAsia="Arial" w:hAnsi="Arial"/>
+          <w:b/>
+          <w:bCs/>
+          <w:color w:val="1B7A4A"/>
+          <w:sz w:val="24"/>
+          <w:szCs w:val="24"/>
+        </w:rPr>
+        <w:t xml:space="preserve">Practice Problems</w:t>
+      </w:r>
+    </w:p>
+    <w:p>
+      <w:pPr>
+        <w:spacing w:after="80"/>
+      </w:pPr>
+      <w:r>
+        <w:rPr>
+          <w:rFonts w:ascii="Arial" w:cs="Arial" w:eastAsia="Arial" w:hAnsi="Arial"/>
+          <w:b/>
+          <w:bCs/>
+          <w:sz w:val="20"/>
+          <w:szCs w:val="20"/>
+        </w:rPr>
+        <w:t xml:space="preserve">Problem 1: </w:t>
+      </w:r>
+      <w:r>
+        <w:rPr>
+          <w:rFonts w:ascii="Arial" w:cs="Arial" w:eastAsia="Arial" w:hAnsi="Arial"/>
+          <w:sz w:val="20"/>
+          <w:szCs w:val="20"/>
+        </w:rPr>
+        <w:t xml:space="preserve">Beginner:  Sort a list of dictionaries by one field using sorted() with a key parameter.</w:t>
+      </w:r>
+    </w:p>
+    <w:p>
+      <w:pPr>
+        <w:spacing w:after="80"/>
+      </w:pPr>
+      <w:r>
+        <w:rPr>
+          <w:rFonts w:ascii="Arial" w:cs="Arial" w:eastAsia="Arial" w:hAnsi="Arial"/>
+          <w:b/>
+          <w:bCs/>
+          <w:sz w:val="20"/>
+          <w:szCs w:val="20"/>
+        </w:rPr>
+        <w:t xml:space="preserve">Problem 2: </w:t>
+      </w:r>
+      <w:r>
+        <w:rPr>
+          <w:rFonts w:ascii="Arial" w:cs="Arial" w:eastAsia="Arial" w:hAnsi="Arial"/>
+          <w:sz w:val="20"/>
+          <w:szCs w:val="20"/>
+        </w:rPr>
+        <w:t xml:space="preserve">Intermediate:  Sort a list of strings by multiple criteria: first by length, then alphabetically within same length.</w:t>
+      </w:r>
+    </w:p>
+    <w:p>
+      <w:pPr>
+        <w:spacing w:after="80"/>
+      </w:pPr>
+      <w:r>
+        <w:rPr>
+          <w:rFonts w:ascii="Arial" w:cs="Arial" w:eastAsia="Arial" w:hAnsi="Arial"/>
+          <w:b/>
+          <w:bCs/>
+          <w:sz w:val="20"/>
+          <w:szCs w:val="20"/>
+        </w:rPr>
+        <w:t xml:space="preserve">Problem 3: </w:t>
+      </w:r>
+      <w:r>
+        <w:rPr>
+          <w:rFonts w:ascii="Arial" w:cs="Arial" w:eastAsia="Arial" w:hAnsi="Arial"/>
+          <w:sz w:val="20"/>
+          <w:szCs w:val="20"/>
+        </w:rPr>
+        <w:t xml:space="preserve">Challenge:  Create a custom comparator class that can be used with sorted(). Make it compare objects by multiple fields with different sort orders (ascending/descending).</w:t>
+      </w:r>
     </w:p>
     <w:p>
       <w:pPr>
